--- a/output/검수조서_CP-2026-0011.docx
+++ b/output/검수조서_CP-2026-0011.docx
@@ -2254,7 +2254,7 @@
           <w:sz w:val="21"/>
           <w:szCs w:val="21"/>
         </w:rPr>
-        <w:t xml:space="preserve">2026.09.04</w:t>
+        <w:t xml:space="preserve">2026.09.06</w:t>
       </w:r>
     </w:p>
     <w:tbl>

--- a/output/검수조서_CP-2026-0011.docx
+++ b/output/검수조서_CP-2026-0011.docx
@@ -2254,7 +2254,7 @@
           <w:sz w:val="21"/>
           <w:szCs w:val="21"/>
         </w:rPr>
-        <w:t xml:space="preserve">2026.09.06</w:t>
+        <w:t xml:space="preserve">2026.09.07</w:t>
       </w:r>
     </w:p>
     <w:tbl>

--- a/output/검수조서_CP-2026-0011.docx
+++ b/output/검수조서_CP-2026-0011.docx
@@ -335,7 +335,7 @@
                 <w:sz w:val="18"/>
                 <w:szCs w:val="18"/>
               </w:rPr>
-              <w:t xml:space="preserve"/>
+              <w:t xml:space="preserve">(계약 확정 후 기재)</w:t>
             </w:r>
           </w:p>
         </w:tc>
@@ -396,7 +396,7 @@
                 <w:sz w:val="18"/>
                 <w:szCs w:val="18"/>
               </w:rPr>
-              <w:t xml:space="preserve"/>
+              <w:t xml:space="preserve">260,000,000원 (집행액 기준)</w:t>
             </w:r>
           </w:p>
         </w:tc>
@@ -457,7 +457,7 @@
                 <w:sz w:val="18"/>
                 <w:szCs w:val="18"/>
               </w:rPr>
-              <w:t xml:space="preserve">        .     .     .</w:t>
+              <w:t xml:space="preserve">(계약 확정 후 기재)</w:t>
             </w:r>
           </w:p>
         </w:tc>
@@ -518,7 +518,7 @@
                 <w:sz w:val="18"/>
                 <w:szCs w:val="18"/>
               </w:rPr>
-              <w:t xml:space="preserve">        .     .     .</w:t>
+              <w:t xml:space="preserve">2026-11-30</w:t>
             </w:r>
           </w:p>
         </w:tc>
@@ -752,878 +752,30 @@
         <w:tc>
           <w:tcPr>
             <w:tcW w:type="dxa" w:w="675"/>
-            <w:tcMar>
-              <w:top w:type="dxa" w:w="60"/>
-              <w:left w:type="dxa" w:w="90"/>
-              <w:bottom w:type="dxa" w:w="60"/>
-              <w:right w:type="dxa" w:w="90"/>
-            </w:tcMar>
-            <w:vAlign w:val="center"/>
-          </w:tcPr>
-          <w:p>
-            <w:pPr>
-              <w:spacing w:after="20" w:before="20"/>
-              <w:jc w:val="center"/>
-            </w:pPr>
-            <w:r>
-              <w:rPr>
-                <w:rFonts w:ascii="맑은 고딕" w:cs="맑은 고딕" w:eastAsia="맑은 고딕" w:hAnsi="맑은 고딕"/>
-                <w:b w:val="false"/>
-                <w:bCs w:val="false"/>
-                <w:color w:val="000000"/>
-                <w:sz w:val="18"/>
-                <w:szCs w:val="18"/>
-              </w:rPr>
-              <w:t xml:space="preserve">1</w:t>
-            </w:r>
-          </w:p>
-        </w:tc>
-        <w:tc>
-          <w:tcPr>
-            <w:tcW w:type="dxa" w:w="3181"/>
-            <w:tcMar>
-              <w:top w:type="dxa" w:w="60"/>
-              <w:left w:type="dxa" w:w="90"/>
-              <w:bottom w:type="dxa" w:w="60"/>
-              <w:right w:type="dxa" w:w="90"/>
-            </w:tcMar>
-            <w:vAlign w:val="center"/>
-          </w:tcPr>
-          <w:p>
-            <w:pPr>
-              <w:spacing w:after="20" w:before="20"/>
-              <w:jc w:val="left"/>
-            </w:pPr>
-            <w:r>
-              <w:rPr>
-                <w:rFonts w:ascii="맑은 고딕" w:cs="맑은 고딕" w:eastAsia="맑은 고딕" w:hAnsi="맑은 고딕"/>
-                <w:b w:val="false"/>
-                <w:bCs w:val="false"/>
-                <w:color w:val="000000"/>
-                <w:sz w:val="18"/>
-                <w:szCs w:val="18"/>
-              </w:rPr>
-              <w:t xml:space="preserve"/>
-            </w:r>
-          </w:p>
-        </w:tc>
-        <w:tc>
-          <w:tcPr>
-            <w:tcW w:type="dxa" w:w="2313"/>
-            <w:tcMar>
-              <w:top w:type="dxa" w:w="60"/>
-              <w:left w:type="dxa" w:w="90"/>
-              <w:bottom w:type="dxa" w:w="60"/>
-              <w:right w:type="dxa" w:w="90"/>
-            </w:tcMar>
-            <w:vAlign w:val="center"/>
-          </w:tcPr>
-          <w:p>
-            <w:pPr>
-              <w:spacing w:after="20" w:before="20"/>
-              <w:jc w:val="left"/>
-            </w:pPr>
-            <w:r>
-              <w:rPr>
-                <w:rFonts w:ascii="맑은 고딕" w:cs="맑은 고딕" w:eastAsia="맑은 고딕" w:hAnsi="맑은 고딕"/>
-                <w:b w:val="false"/>
-                <w:bCs w:val="false"/>
-                <w:color w:val="000000"/>
-                <w:sz w:val="18"/>
-                <w:szCs w:val="18"/>
-              </w:rPr>
-              <w:t xml:space="preserve"/>
-            </w:r>
-          </w:p>
-        </w:tc>
-        <w:tc>
-          <w:tcPr>
-            <w:tcW w:type="dxa" w:w="964"/>
-            <w:tcMar>
-              <w:top w:type="dxa" w:w="60"/>
-              <w:left w:type="dxa" w:w="90"/>
-              <w:bottom w:type="dxa" w:w="60"/>
-              <w:right w:type="dxa" w:w="90"/>
-            </w:tcMar>
-            <w:vAlign w:val="center"/>
-          </w:tcPr>
-          <w:p>
-            <w:pPr>
-              <w:spacing w:after="20" w:before="20"/>
-              <w:jc w:val="center"/>
-            </w:pPr>
-            <w:r>
-              <w:rPr>
-                <w:rFonts w:ascii="맑은 고딕" w:cs="맑은 고딕" w:eastAsia="맑은 고딕" w:hAnsi="맑은 고딕"/>
-                <w:b w:val="false"/>
-                <w:bCs w:val="false"/>
-                <w:color w:val="000000"/>
-                <w:sz w:val="18"/>
-                <w:szCs w:val="18"/>
-              </w:rPr>
-              <w:t xml:space="preserve"/>
-            </w:r>
-          </w:p>
-        </w:tc>
-        <w:tc>
-          <w:tcPr>
-            <w:tcW w:type="dxa" w:w="964"/>
-            <w:tcMar>
-              <w:top w:type="dxa" w:w="60"/>
-              <w:left w:type="dxa" w:w="90"/>
-              <w:bottom w:type="dxa" w:w="60"/>
-              <w:right w:type="dxa" w:w="90"/>
-            </w:tcMar>
-            <w:vAlign w:val="center"/>
-          </w:tcPr>
-          <w:p>
-            <w:pPr>
-              <w:spacing w:after="20" w:before="20"/>
-              <w:jc w:val="center"/>
-            </w:pPr>
-            <w:r>
-              <w:rPr>
-                <w:rFonts w:ascii="맑은 고딕" w:cs="맑은 고딕" w:eastAsia="맑은 고딕" w:hAnsi="맑은 고딕"/>
-                <w:b w:val="false"/>
-                <w:bCs w:val="false"/>
-                <w:color w:val="000000"/>
-                <w:sz w:val="18"/>
-                <w:szCs w:val="18"/>
-              </w:rPr>
-              <w:t xml:space="preserve"/>
-            </w:r>
-          </w:p>
-        </w:tc>
-        <w:tc>
-          <w:tcPr>
-            <w:tcW w:type="dxa" w:w="1542"/>
-            <w:tcMar>
-              <w:top w:type="dxa" w:w="60"/>
-              <w:left w:type="dxa" w:w="90"/>
-              <w:bottom w:type="dxa" w:w="60"/>
-              <w:right w:type="dxa" w:w="90"/>
-            </w:tcMar>
-            <w:vAlign w:val="center"/>
-          </w:tcPr>
-          <w:p>
-            <w:pPr>
-              <w:spacing w:after="20" w:before="20"/>
-              <w:jc w:val="center"/>
-            </w:pPr>
-            <w:r>
-              <w:rPr>
-                <w:rFonts w:ascii="맑은 고딕" w:cs="맑은 고딕" w:eastAsia="맑은 고딕" w:hAnsi="맑은 고딕"/>
-                <w:b w:val="false"/>
-                <w:bCs w:val="false"/>
-                <w:color w:val="000000"/>
-                <w:sz w:val="18"/>
-                <w:szCs w:val="18"/>
-              </w:rPr>
-              <w:t xml:space="preserve"/>
-            </w:r>
-          </w:p>
-        </w:tc>
-      </w:tr>
-      <w:tr>
-        <w:tc>
-          <w:tcPr>
-            <w:tcW w:type="dxa" w:w="675"/>
-            <w:tcMar>
-              <w:top w:type="dxa" w:w="60"/>
-              <w:left w:type="dxa" w:w="90"/>
-              <w:bottom w:type="dxa" w:w="60"/>
-              <w:right w:type="dxa" w:w="90"/>
-            </w:tcMar>
-            <w:vAlign w:val="center"/>
-          </w:tcPr>
-          <w:p>
-            <w:pPr>
-              <w:spacing w:after="20" w:before="20"/>
-              <w:jc w:val="center"/>
-            </w:pPr>
-            <w:r>
-              <w:rPr>
-                <w:rFonts w:ascii="맑은 고딕" w:cs="맑은 고딕" w:eastAsia="맑은 고딕" w:hAnsi="맑은 고딕"/>
-                <w:b w:val="false"/>
-                <w:bCs w:val="false"/>
-                <w:color w:val="000000"/>
-                <w:sz w:val="18"/>
-                <w:szCs w:val="18"/>
-              </w:rPr>
-              <w:t xml:space="preserve">2</w:t>
-            </w:r>
-          </w:p>
-        </w:tc>
-        <w:tc>
-          <w:tcPr>
-            <w:tcW w:type="dxa" w:w="3181"/>
-            <w:tcMar>
-              <w:top w:type="dxa" w:w="60"/>
-              <w:left w:type="dxa" w:w="90"/>
-              <w:bottom w:type="dxa" w:w="60"/>
-              <w:right w:type="dxa" w:w="90"/>
-            </w:tcMar>
-            <w:vAlign w:val="center"/>
-          </w:tcPr>
-          <w:p>
-            <w:pPr>
-              <w:spacing w:after="20" w:before="20"/>
-              <w:jc w:val="left"/>
-            </w:pPr>
-            <w:r>
-              <w:rPr>
-                <w:rFonts w:ascii="맑은 고딕" w:cs="맑은 고딕" w:eastAsia="맑은 고딕" w:hAnsi="맑은 고딕"/>
-                <w:b w:val="false"/>
-                <w:bCs w:val="false"/>
-                <w:color w:val="000000"/>
-                <w:sz w:val="18"/>
-                <w:szCs w:val="18"/>
-              </w:rPr>
-              <w:t xml:space="preserve"/>
-            </w:r>
-          </w:p>
-        </w:tc>
-        <w:tc>
-          <w:tcPr>
-            <w:tcW w:type="dxa" w:w="2313"/>
-            <w:tcMar>
-              <w:top w:type="dxa" w:w="60"/>
-              <w:left w:type="dxa" w:w="90"/>
-              <w:bottom w:type="dxa" w:w="60"/>
-              <w:right w:type="dxa" w:w="90"/>
-            </w:tcMar>
-            <w:vAlign w:val="center"/>
-          </w:tcPr>
-          <w:p>
-            <w:pPr>
-              <w:spacing w:after="20" w:before="20"/>
-              <w:jc w:val="left"/>
-            </w:pPr>
-            <w:r>
-              <w:rPr>
-                <w:rFonts w:ascii="맑은 고딕" w:cs="맑은 고딕" w:eastAsia="맑은 고딕" w:hAnsi="맑은 고딕"/>
-                <w:b w:val="false"/>
-                <w:bCs w:val="false"/>
-                <w:color w:val="000000"/>
-                <w:sz w:val="18"/>
-                <w:szCs w:val="18"/>
-              </w:rPr>
-              <w:t xml:space="preserve"/>
-            </w:r>
-          </w:p>
-        </w:tc>
-        <w:tc>
-          <w:tcPr>
-            <w:tcW w:type="dxa" w:w="964"/>
-            <w:tcMar>
-              <w:top w:type="dxa" w:w="60"/>
-              <w:left w:type="dxa" w:w="90"/>
-              <w:bottom w:type="dxa" w:w="60"/>
-              <w:right w:type="dxa" w:w="90"/>
-            </w:tcMar>
-            <w:vAlign w:val="center"/>
-          </w:tcPr>
-          <w:p>
-            <w:pPr>
-              <w:spacing w:after="20" w:before="20"/>
-              <w:jc w:val="center"/>
-            </w:pPr>
-            <w:r>
-              <w:rPr>
-                <w:rFonts w:ascii="맑은 고딕" w:cs="맑은 고딕" w:eastAsia="맑은 고딕" w:hAnsi="맑은 고딕"/>
-                <w:b w:val="false"/>
-                <w:bCs w:val="false"/>
-                <w:color w:val="000000"/>
-                <w:sz w:val="18"/>
-                <w:szCs w:val="18"/>
-              </w:rPr>
-              <w:t xml:space="preserve"/>
-            </w:r>
-          </w:p>
-        </w:tc>
-        <w:tc>
-          <w:tcPr>
-            <w:tcW w:type="dxa" w:w="964"/>
-            <w:tcMar>
-              <w:top w:type="dxa" w:w="60"/>
-              <w:left w:type="dxa" w:w="90"/>
-              <w:bottom w:type="dxa" w:w="60"/>
-              <w:right w:type="dxa" w:w="90"/>
-            </w:tcMar>
-            <w:vAlign w:val="center"/>
-          </w:tcPr>
-          <w:p>
-            <w:pPr>
-              <w:spacing w:after="20" w:before="20"/>
-              <w:jc w:val="center"/>
-            </w:pPr>
-            <w:r>
-              <w:rPr>
-                <w:rFonts w:ascii="맑은 고딕" w:cs="맑은 고딕" w:eastAsia="맑은 고딕" w:hAnsi="맑은 고딕"/>
-                <w:b w:val="false"/>
-                <w:bCs w:val="false"/>
-                <w:color w:val="000000"/>
-                <w:sz w:val="18"/>
-                <w:szCs w:val="18"/>
-              </w:rPr>
-              <w:t xml:space="preserve"/>
-            </w:r>
-          </w:p>
-        </w:tc>
-        <w:tc>
-          <w:tcPr>
-            <w:tcW w:type="dxa" w:w="1542"/>
-            <w:tcMar>
-              <w:top w:type="dxa" w:w="60"/>
-              <w:left w:type="dxa" w:w="90"/>
-              <w:bottom w:type="dxa" w:w="60"/>
-              <w:right w:type="dxa" w:w="90"/>
-            </w:tcMar>
-            <w:vAlign w:val="center"/>
-          </w:tcPr>
-          <w:p>
-            <w:pPr>
-              <w:spacing w:after="20" w:before="20"/>
-              <w:jc w:val="center"/>
-            </w:pPr>
-            <w:r>
-              <w:rPr>
-                <w:rFonts w:ascii="맑은 고딕" w:cs="맑은 고딕" w:eastAsia="맑은 고딕" w:hAnsi="맑은 고딕"/>
-                <w:b w:val="false"/>
-                <w:bCs w:val="false"/>
-                <w:color w:val="000000"/>
-                <w:sz w:val="18"/>
-                <w:szCs w:val="18"/>
-              </w:rPr>
-              <w:t xml:space="preserve"/>
-            </w:r>
-          </w:p>
-        </w:tc>
-      </w:tr>
-      <w:tr>
-        <w:tc>
-          <w:tcPr>
-            <w:tcW w:type="dxa" w:w="675"/>
-            <w:tcMar>
-              <w:top w:type="dxa" w:w="60"/>
-              <w:left w:type="dxa" w:w="90"/>
-              <w:bottom w:type="dxa" w:w="60"/>
-              <w:right w:type="dxa" w:w="90"/>
-            </w:tcMar>
-            <w:vAlign w:val="center"/>
-          </w:tcPr>
-          <w:p>
-            <w:pPr>
-              <w:spacing w:after="20" w:before="20"/>
-              <w:jc w:val="center"/>
-            </w:pPr>
-            <w:r>
-              <w:rPr>
-                <w:rFonts w:ascii="맑은 고딕" w:cs="맑은 고딕" w:eastAsia="맑은 고딕" w:hAnsi="맑은 고딕"/>
-                <w:b w:val="false"/>
-                <w:bCs w:val="false"/>
-                <w:color w:val="000000"/>
-                <w:sz w:val="18"/>
-                <w:szCs w:val="18"/>
-              </w:rPr>
-              <w:t xml:space="preserve">3</w:t>
-            </w:r>
-          </w:p>
-        </w:tc>
-        <w:tc>
-          <w:tcPr>
-            <w:tcW w:type="dxa" w:w="3181"/>
-            <w:tcMar>
-              <w:top w:type="dxa" w:w="60"/>
-              <w:left w:type="dxa" w:w="90"/>
-              <w:bottom w:type="dxa" w:w="60"/>
-              <w:right w:type="dxa" w:w="90"/>
-            </w:tcMar>
-            <w:vAlign w:val="center"/>
-          </w:tcPr>
-          <w:p>
-            <w:pPr>
-              <w:spacing w:after="20" w:before="20"/>
-              <w:jc w:val="left"/>
-            </w:pPr>
-            <w:r>
-              <w:rPr>
-                <w:rFonts w:ascii="맑은 고딕" w:cs="맑은 고딕" w:eastAsia="맑은 고딕" w:hAnsi="맑은 고딕"/>
-                <w:b w:val="false"/>
-                <w:bCs w:val="false"/>
-                <w:color w:val="000000"/>
-                <w:sz w:val="18"/>
-                <w:szCs w:val="18"/>
-              </w:rPr>
-              <w:t xml:space="preserve"/>
-            </w:r>
-          </w:p>
-        </w:tc>
-        <w:tc>
-          <w:tcPr>
-            <w:tcW w:type="dxa" w:w="2313"/>
-            <w:tcMar>
-              <w:top w:type="dxa" w:w="60"/>
-              <w:left w:type="dxa" w:w="90"/>
-              <w:bottom w:type="dxa" w:w="60"/>
-              <w:right w:type="dxa" w:w="90"/>
-            </w:tcMar>
-            <w:vAlign w:val="center"/>
-          </w:tcPr>
-          <w:p>
-            <w:pPr>
-              <w:spacing w:after="20" w:before="20"/>
-              <w:jc w:val="left"/>
-            </w:pPr>
-            <w:r>
-              <w:rPr>
-                <w:rFonts w:ascii="맑은 고딕" w:cs="맑은 고딕" w:eastAsia="맑은 고딕" w:hAnsi="맑은 고딕"/>
-                <w:b w:val="false"/>
-                <w:bCs w:val="false"/>
-                <w:color w:val="000000"/>
-                <w:sz w:val="18"/>
-                <w:szCs w:val="18"/>
-              </w:rPr>
-              <w:t xml:space="preserve"/>
-            </w:r>
-          </w:p>
-        </w:tc>
-        <w:tc>
-          <w:tcPr>
-            <w:tcW w:type="dxa" w:w="964"/>
-            <w:tcMar>
-              <w:top w:type="dxa" w:w="60"/>
-              <w:left w:type="dxa" w:w="90"/>
-              <w:bottom w:type="dxa" w:w="60"/>
-              <w:right w:type="dxa" w:w="90"/>
-            </w:tcMar>
-            <w:vAlign w:val="center"/>
-          </w:tcPr>
-          <w:p>
-            <w:pPr>
-              <w:spacing w:after="20" w:before="20"/>
-              <w:jc w:val="center"/>
-            </w:pPr>
-            <w:r>
-              <w:rPr>
-                <w:rFonts w:ascii="맑은 고딕" w:cs="맑은 고딕" w:eastAsia="맑은 고딕" w:hAnsi="맑은 고딕"/>
-                <w:b w:val="false"/>
-                <w:bCs w:val="false"/>
-                <w:color w:val="000000"/>
-                <w:sz w:val="18"/>
-                <w:szCs w:val="18"/>
-              </w:rPr>
-              <w:t xml:space="preserve"/>
-            </w:r>
-          </w:p>
-        </w:tc>
-        <w:tc>
-          <w:tcPr>
-            <w:tcW w:type="dxa" w:w="964"/>
-            <w:tcMar>
-              <w:top w:type="dxa" w:w="60"/>
-              <w:left w:type="dxa" w:w="90"/>
-              <w:bottom w:type="dxa" w:w="60"/>
-              <w:right w:type="dxa" w:w="90"/>
-            </w:tcMar>
-            <w:vAlign w:val="center"/>
-          </w:tcPr>
-          <w:p>
-            <w:pPr>
-              <w:spacing w:after="20" w:before="20"/>
-              <w:jc w:val="center"/>
-            </w:pPr>
-            <w:r>
-              <w:rPr>
-                <w:rFonts w:ascii="맑은 고딕" w:cs="맑은 고딕" w:eastAsia="맑은 고딕" w:hAnsi="맑은 고딕"/>
-                <w:b w:val="false"/>
-                <w:bCs w:val="false"/>
-                <w:color w:val="000000"/>
-                <w:sz w:val="18"/>
-                <w:szCs w:val="18"/>
-              </w:rPr>
-              <w:t xml:space="preserve"/>
-            </w:r>
-          </w:p>
-        </w:tc>
-        <w:tc>
-          <w:tcPr>
-            <w:tcW w:type="dxa" w:w="1542"/>
-            <w:tcMar>
-              <w:top w:type="dxa" w:w="60"/>
-              <w:left w:type="dxa" w:w="90"/>
-              <w:bottom w:type="dxa" w:w="60"/>
-              <w:right w:type="dxa" w:w="90"/>
-            </w:tcMar>
-            <w:vAlign w:val="center"/>
-          </w:tcPr>
-          <w:p>
-            <w:pPr>
-              <w:spacing w:after="20" w:before="20"/>
-              <w:jc w:val="center"/>
-            </w:pPr>
-            <w:r>
-              <w:rPr>
-                <w:rFonts w:ascii="맑은 고딕" w:cs="맑은 고딕" w:eastAsia="맑은 고딕" w:hAnsi="맑은 고딕"/>
-                <w:b w:val="false"/>
-                <w:bCs w:val="false"/>
-                <w:color w:val="000000"/>
-                <w:sz w:val="18"/>
-                <w:szCs w:val="18"/>
-              </w:rPr>
-              <w:t xml:space="preserve"/>
-            </w:r>
-          </w:p>
-        </w:tc>
-      </w:tr>
-      <w:tr>
-        <w:tc>
-          <w:tcPr>
-            <w:tcW w:type="dxa" w:w="675"/>
-            <w:tcMar>
-              <w:top w:type="dxa" w:w="60"/>
-              <w:left w:type="dxa" w:w="90"/>
-              <w:bottom w:type="dxa" w:w="60"/>
-              <w:right w:type="dxa" w:w="90"/>
-            </w:tcMar>
-            <w:vAlign w:val="center"/>
-          </w:tcPr>
-          <w:p>
-            <w:pPr>
-              <w:spacing w:after="20" w:before="20"/>
-              <w:jc w:val="center"/>
-            </w:pPr>
-            <w:r>
-              <w:rPr>
-                <w:rFonts w:ascii="맑은 고딕" w:cs="맑은 고딕" w:eastAsia="맑은 고딕" w:hAnsi="맑은 고딕"/>
-                <w:b w:val="false"/>
-                <w:bCs w:val="false"/>
-                <w:color w:val="000000"/>
-                <w:sz w:val="18"/>
-                <w:szCs w:val="18"/>
-              </w:rPr>
-              <w:t xml:space="preserve">4</w:t>
-            </w:r>
-          </w:p>
-        </w:tc>
-        <w:tc>
-          <w:tcPr>
-            <w:tcW w:type="dxa" w:w="3181"/>
-            <w:tcMar>
-              <w:top w:type="dxa" w:w="60"/>
-              <w:left w:type="dxa" w:w="90"/>
-              <w:bottom w:type="dxa" w:w="60"/>
-              <w:right w:type="dxa" w:w="90"/>
-            </w:tcMar>
-            <w:vAlign w:val="center"/>
-          </w:tcPr>
-          <w:p>
-            <w:pPr>
-              <w:spacing w:after="20" w:before="20"/>
-              <w:jc w:val="left"/>
-            </w:pPr>
-            <w:r>
-              <w:rPr>
-                <w:rFonts w:ascii="맑은 고딕" w:cs="맑은 고딕" w:eastAsia="맑은 고딕" w:hAnsi="맑은 고딕"/>
-                <w:b w:val="false"/>
-                <w:bCs w:val="false"/>
-                <w:color w:val="000000"/>
-                <w:sz w:val="18"/>
-                <w:szCs w:val="18"/>
-              </w:rPr>
-              <w:t xml:space="preserve"/>
-            </w:r>
-          </w:p>
-        </w:tc>
-        <w:tc>
-          <w:tcPr>
-            <w:tcW w:type="dxa" w:w="2313"/>
-            <w:tcMar>
-              <w:top w:type="dxa" w:w="60"/>
-              <w:left w:type="dxa" w:w="90"/>
-              <w:bottom w:type="dxa" w:w="60"/>
-              <w:right w:type="dxa" w:w="90"/>
-            </w:tcMar>
-            <w:vAlign w:val="center"/>
-          </w:tcPr>
-          <w:p>
-            <w:pPr>
-              <w:spacing w:after="20" w:before="20"/>
-              <w:jc w:val="left"/>
-            </w:pPr>
-            <w:r>
-              <w:rPr>
-                <w:rFonts w:ascii="맑은 고딕" w:cs="맑은 고딕" w:eastAsia="맑은 고딕" w:hAnsi="맑은 고딕"/>
-                <w:b w:val="false"/>
-                <w:bCs w:val="false"/>
-                <w:color w:val="000000"/>
-                <w:sz w:val="18"/>
-                <w:szCs w:val="18"/>
-              </w:rPr>
-              <w:t xml:space="preserve"/>
-            </w:r>
-          </w:p>
-        </w:tc>
-        <w:tc>
-          <w:tcPr>
-            <w:tcW w:type="dxa" w:w="964"/>
-            <w:tcMar>
-              <w:top w:type="dxa" w:w="60"/>
-              <w:left w:type="dxa" w:w="90"/>
-              <w:bottom w:type="dxa" w:w="60"/>
-              <w:right w:type="dxa" w:w="90"/>
-            </w:tcMar>
-            <w:vAlign w:val="center"/>
-          </w:tcPr>
-          <w:p>
-            <w:pPr>
-              <w:spacing w:after="20" w:before="20"/>
-              <w:jc w:val="center"/>
-            </w:pPr>
-            <w:r>
-              <w:rPr>
-                <w:rFonts w:ascii="맑은 고딕" w:cs="맑은 고딕" w:eastAsia="맑은 고딕" w:hAnsi="맑은 고딕"/>
-                <w:b w:val="false"/>
-                <w:bCs w:val="false"/>
-                <w:color w:val="000000"/>
-                <w:sz w:val="18"/>
-                <w:szCs w:val="18"/>
-              </w:rPr>
-              <w:t xml:space="preserve"/>
-            </w:r>
-          </w:p>
-        </w:tc>
-        <w:tc>
-          <w:tcPr>
-            <w:tcW w:type="dxa" w:w="964"/>
-            <w:tcMar>
-              <w:top w:type="dxa" w:w="60"/>
-              <w:left w:type="dxa" w:w="90"/>
-              <w:bottom w:type="dxa" w:w="60"/>
-              <w:right w:type="dxa" w:w="90"/>
-            </w:tcMar>
-            <w:vAlign w:val="center"/>
-          </w:tcPr>
-          <w:p>
-            <w:pPr>
-              <w:spacing w:after="20" w:before="20"/>
-              <w:jc w:val="center"/>
-            </w:pPr>
-            <w:r>
-              <w:rPr>
-                <w:rFonts w:ascii="맑은 고딕" w:cs="맑은 고딕" w:eastAsia="맑은 고딕" w:hAnsi="맑은 고딕"/>
-                <w:b w:val="false"/>
-                <w:bCs w:val="false"/>
-                <w:color w:val="000000"/>
-                <w:sz w:val="18"/>
-                <w:szCs w:val="18"/>
-              </w:rPr>
-              <w:t xml:space="preserve"/>
-            </w:r>
-          </w:p>
-        </w:tc>
-        <w:tc>
-          <w:tcPr>
-            <w:tcW w:type="dxa" w:w="1542"/>
-            <w:tcMar>
-              <w:top w:type="dxa" w:w="60"/>
-              <w:left w:type="dxa" w:w="90"/>
-              <w:bottom w:type="dxa" w:w="60"/>
-              <w:right w:type="dxa" w:w="90"/>
-            </w:tcMar>
-            <w:vAlign w:val="center"/>
-          </w:tcPr>
-          <w:p>
-            <w:pPr>
-              <w:spacing w:after="20" w:before="20"/>
-              <w:jc w:val="center"/>
-            </w:pPr>
-            <w:r>
-              <w:rPr>
-                <w:rFonts w:ascii="맑은 고딕" w:cs="맑은 고딕" w:eastAsia="맑은 고딕" w:hAnsi="맑은 고딕"/>
-                <w:b w:val="false"/>
-                <w:bCs w:val="false"/>
-                <w:color w:val="000000"/>
-                <w:sz w:val="18"/>
-                <w:szCs w:val="18"/>
-              </w:rPr>
-              <w:t xml:space="preserve"/>
-            </w:r>
-          </w:p>
-        </w:tc>
-      </w:tr>
-      <w:tr>
-        <w:tc>
-          <w:tcPr>
-            <w:tcW w:type="dxa" w:w="675"/>
-            <w:tcMar>
-              <w:top w:type="dxa" w:w="60"/>
-              <w:left w:type="dxa" w:w="90"/>
-              <w:bottom w:type="dxa" w:w="60"/>
-              <w:right w:type="dxa" w:w="90"/>
-            </w:tcMar>
-            <w:vAlign w:val="center"/>
-          </w:tcPr>
-          <w:p>
-            <w:pPr>
-              <w:spacing w:after="20" w:before="20"/>
-              <w:jc w:val="center"/>
-            </w:pPr>
-            <w:r>
-              <w:rPr>
-                <w:rFonts w:ascii="맑은 고딕" w:cs="맑은 고딕" w:eastAsia="맑은 고딕" w:hAnsi="맑은 고딕"/>
-                <w:b w:val="false"/>
-                <w:bCs w:val="false"/>
-                <w:color w:val="000000"/>
-                <w:sz w:val="18"/>
-                <w:szCs w:val="18"/>
-              </w:rPr>
-              <w:t xml:space="preserve">5</w:t>
-            </w:r>
-          </w:p>
-        </w:tc>
-        <w:tc>
-          <w:tcPr>
-            <w:tcW w:type="dxa" w:w="3181"/>
-            <w:tcMar>
-              <w:top w:type="dxa" w:w="60"/>
-              <w:left w:type="dxa" w:w="90"/>
-              <w:bottom w:type="dxa" w:w="60"/>
-              <w:right w:type="dxa" w:w="90"/>
-            </w:tcMar>
-            <w:vAlign w:val="center"/>
-          </w:tcPr>
-          <w:p>
-            <w:pPr>
-              <w:spacing w:after="20" w:before="20"/>
-              <w:jc w:val="left"/>
-            </w:pPr>
-            <w:r>
-              <w:rPr>
-                <w:rFonts w:ascii="맑은 고딕" w:cs="맑은 고딕" w:eastAsia="맑은 고딕" w:hAnsi="맑은 고딕"/>
-                <w:b w:val="false"/>
-                <w:bCs w:val="false"/>
-                <w:color w:val="000000"/>
-                <w:sz w:val="18"/>
-                <w:szCs w:val="18"/>
-              </w:rPr>
-              <w:t xml:space="preserve"/>
-            </w:r>
-          </w:p>
-        </w:tc>
-        <w:tc>
-          <w:tcPr>
-            <w:tcW w:type="dxa" w:w="2313"/>
-            <w:tcMar>
-              <w:top w:type="dxa" w:w="60"/>
-              <w:left w:type="dxa" w:w="90"/>
-              <w:bottom w:type="dxa" w:w="60"/>
-              <w:right w:type="dxa" w:w="90"/>
-            </w:tcMar>
-            <w:vAlign w:val="center"/>
-          </w:tcPr>
-          <w:p>
-            <w:pPr>
-              <w:spacing w:after="20" w:before="20"/>
-              <w:jc w:val="left"/>
-            </w:pPr>
-            <w:r>
-              <w:rPr>
-                <w:rFonts w:ascii="맑은 고딕" w:cs="맑은 고딕" w:eastAsia="맑은 고딕" w:hAnsi="맑은 고딕"/>
-                <w:b w:val="false"/>
-                <w:bCs w:val="false"/>
-                <w:color w:val="000000"/>
-                <w:sz w:val="18"/>
-                <w:szCs w:val="18"/>
-              </w:rPr>
-              <w:t xml:space="preserve"/>
-            </w:r>
-          </w:p>
-        </w:tc>
-        <w:tc>
-          <w:tcPr>
-            <w:tcW w:type="dxa" w:w="964"/>
-            <w:tcMar>
-              <w:top w:type="dxa" w:w="60"/>
-              <w:left w:type="dxa" w:w="90"/>
-              <w:bottom w:type="dxa" w:w="60"/>
-              <w:right w:type="dxa" w:w="90"/>
-            </w:tcMar>
-            <w:vAlign w:val="center"/>
-          </w:tcPr>
-          <w:p>
-            <w:pPr>
-              <w:spacing w:after="20" w:before="20"/>
-              <w:jc w:val="center"/>
-            </w:pPr>
-            <w:r>
-              <w:rPr>
-                <w:rFonts w:ascii="맑은 고딕" w:cs="맑은 고딕" w:eastAsia="맑은 고딕" w:hAnsi="맑은 고딕"/>
-                <w:b w:val="false"/>
-                <w:bCs w:val="false"/>
-                <w:color w:val="000000"/>
-                <w:sz w:val="18"/>
-                <w:szCs w:val="18"/>
-              </w:rPr>
-              <w:t xml:space="preserve"/>
-            </w:r>
-          </w:p>
-        </w:tc>
-        <w:tc>
-          <w:tcPr>
-            <w:tcW w:type="dxa" w:w="964"/>
-            <w:tcMar>
-              <w:top w:type="dxa" w:w="60"/>
-              <w:left w:type="dxa" w:w="90"/>
-              <w:bottom w:type="dxa" w:w="60"/>
-              <w:right w:type="dxa" w:w="90"/>
-            </w:tcMar>
-            <w:vAlign w:val="center"/>
-          </w:tcPr>
-          <w:p>
-            <w:pPr>
-              <w:spacing w:after="20" w:before="20"/>
-              <w:jc w:val="center"/>
-            </w:pPr>
-            <w:r>
-              <w:rPr>
-                <w:rFonts w:ascii="맑은 고딕" w:cs="맑은 고딕" w:eastAsia="맑은 고딕" w:hAnsi="맑은 고딕"/>
-                <w:b w:val="false"/>
-                <w:bCs w:val="false"/>
-                <w:color w:val="000000"/>
-                <w:sz w:val="18"/>
-                <w:szCs w:val="18"/>
-              </w:rPr>
-              <w:t xml:space="preserve"/>
-            </w:r>
-          </w:p>
-        </w:tc>
-        <w:tc>
-          <w:tcPr>
-            <w:tcW w:type="dxa" w:w="1542"/>
-            <w:tcMar>
-              <w:top w:type="dxa" w:w="60"/>
-              <w:left w:type="dxa" w:w="90"/>
-              <w:bottom w:type="dxa" w:w="60"/>
-              <w:right w:type="dxa" w:w="90"/>
-            </w:tcMar>
-            <w:vAlign w:val="center"/>
-          </w:tcPr>
-          <w:p>
-            <w:pPr>
-              <w:spacing w:after="20" w:before="20"/>
-              <w:jc w:val="center"/>
-            </w:pPr>
-            <w:r>
-              <w:rPr>
-                <w:rFonts w:ascii="맑은 고딕" w:cs="맑은 고딕" w:eastAsia="맑은 고딕" w:hAnsi="맑은 고딕"/>
-                <w:b w:val="false"/>
-                <w:bCs w:val="false"/>
-                <w:color w:val="000000"/>
-                <w:sz w:val="18"/>
-                <w:szCs w:val="18"/>
-              </w:rPr>
-              <w:t xml:space="preserve"/>
+            <w:gridSpan w:val="6"/>
+            <w:tcMar>
+              <w:top w:type="dxa" w:w="60"/>
+              <w:left w:type="dxa" w:w="90"/>
+              <w:bottom w:type="dxa" w:w="60"/>
+              <w:right w:type="dxa" w:w="90"/>
+            </w:tcMar>
+            <w:vAlign w:val="center"/>
+          </w:tcPr>
+          <w:p>
+            <w:pPr>
+              <w:spacing w:after="20" w:before="20"/>
+              <w:jc w:val="center"/>
+            </w:pPr>
+            <w:r>
+              <w:rPr>
+                <w:rFonts w:ascii="맑은 고딕" w:cs="맑은 고딕" w:eastAsia="맑은 고딕" w:hAnsi="맑은 고딕"/>
+                <w:b w:val="false"/>
+                <w:bCs w:val="false"/>
+                <w:color w:val="888888"/>
+                <w:sz w:val="18"/>
+                <w:szCs w:val="18"/>
+              </w:rPr>
+              <w:t xml:space="preserve">자산관리 시스템에 등록된 취득자산이 없습니다. 취득 후 자동 반영됩니다.</w:t>
             </w:r>
           </w:p>
         </w:tc>
